--- a/Assignments/Week4_Assignment.docx
+++ b/Assignments/Week4_Assignment.docx
@@ -1,6 +1,6 @@
 
 <file path=word/document.xml><?xml version="1.0" encoding="utf-8"?>
-<w:document xmlns:wpc="http://schemas.microsoft.com/office/word/2010/wordprocessingCanvas" xmlns:mc="http://schemas.openxmlformats.org/markup-compatibility/2006" xmlns:o="urn:schemas-microsoft-com:office:office" xmlns:r="http://schemas.openxmlformats.org/officeDocument/2006/relationships" xmlns:m="http://schemas.openxmlformats.org/officeDocument/2006/math" xmlns:v="urn:schemas-microsoft-com:vml" xmlns:wp14="http://schemas.microsoft.com/office/word/2010/wordprocessingDrawing" xmlns:wp="http://schemas.openxmlformats.org/drawingml/2006/wordprocessingDrawing" xmlns:w10="urn:schemas-microsoft-com:office:word" xmlns:w="http://schemas.openxmlformats.org/wordprocessingml/2006/main" xmlns:w14="http://schemas.microsoft.com/office/word/2010/wordml" xmlns:w15="http://schemas.microsoft.com/office/word/2012/wordml" xmlns:wpg="http://schemas.microsoft.com/office/word/2010/wordprocessingGroup" xmlns:wpi="http://schemas.microsoft.com/office/word/2010/wordprocessingInk" xmlns:wne="http://schemas.microsoft.com/office/word/2006/wordml" xmlns:wps="http://schemas.microsoft.com/office/word/2010/wordprocessingShape" xmlns:cx="http://schemas.microsoft.com/office/drawing/2014/chartex" xmlns:cx1="http://schemas.microsoft.com/office/drawing/2015/9/8/chartex" xmlns:cx2="http://schemas.microsoft.com/office/drawing/2015/10/21/chartex" xmlns:cx3="http://schemas.microsoft.com/office/drawing/2016/5/9/chartex" xmlns:cx4="http://schemas.microsoft.com/office/drawing/2016/5/10/chartex" xmlns:cx5="http://schemas.microsoft.com/office/drawing/2016/5/11/chartex" xmlns:cx6="http://schemas.microsoft.com/office/drawing/2016/5/12/chartex" xmlns:cx7="http://schemas.microsoft.com/office/drawing/2016/5/13/chartex" xmlns:cx8="http://schemas.microsoft.com/office/drawing/2016/5/14/chartex" xmlns:aink="http://schemas.microsoft.com/office/drawing/2016/ink" xmlns:am3d="http://schemas.microsoft.com/office/drawing/2017/model3d" xmlns:w16cex="http://schemas.microsoft.com/office/word/2018/wordml/cex" xmlns:w16cid="http://schemas.microsoft.com/office/word/2016/wordml/cid" xmlns:w16="http://schemas.microsoft.com/office/word/2018/wordml" xmlns:w16sdtdh="http://schemas.microsoft.com/office/word/2020/wordml/sdtdatahash" xmlns:w16se="http://schemas.microsoft.com/office/word/2015/wordml/symex" mc:Ignorable="w14 w15 wp14">
+<w:document xmlns:wpc="http://schemas.microsoft.com/office/word/2010/wordprocessingCanvas" xmlns:cx="http://schemas.microsoft.com/office/drawing/2014/chartex" xmlns:cx1="http://schemas.microsoft.com/office/drawing/2015/9/8/chartex" xmlns:cx2="http://schemas.microsoft.com/office/drawing/2015/10/21/chartex" xmlns:cx3="http://schemas.microsoft.com/office/drawing/2016/5/9/chartex" xmlns:cx4="http://schemas.microsoft.com/office/drawing/2016/5/10/chartex" xmlns:cx5="http://schemas.microsoft.com/office/drawing/2016/5/11/chartex" xmlns:cx6="http://schemas.microsoft.com/office/drawing/2016/5/12/chartex" xmlns:cx7="http://schemas.microsoft.com/office/drawing/2016/5/13/chartex" xmlns:cx8="http://schemas.microsoft.com/office/drawing/2016/5/14/chartex" xmlns:mc="http://schemas.openxmlformats.org/markup-compatibility/2006" xmlns:aink="http://schemas.microsoft.com/office/drawing/2016/ink" xmlns:am3d="http://schemas.microsoft.com/office/drawing/2017/model3d" xmlns:o="urn:schemas-microsoft-com:office:office" xmlns:oel="http://schemas.microsoft.com/office/2019/extlst" xmlns:r="http://schemas.openxmlformats.org/officeDocument/2006/relationships" xmlns:m="http://schemas.openxmlformats.org/officeDocument/2006/math" xmlns:v="urn:schemas-microsoft-com:vml" xmlns:wp14="http://schemas.microsoft.com/office/word/2010/wordprocessingDrawing" xmlns:wp="http://schemas.openxmlformats.org/drawingml/2006/wordprocessingDrawing" xmlns:w10="urn:schemas-microsoft-com:office:word" xmlns:w="http://schemas.openxmlformats.org/wordprocessingml/2006/main" xmlns:w14="http://schemas.microsoft.com/office/word/2010/wordml" xmlns:w15="http://schemas.microsoft.com/office/word/2012/wordml" xmlns:w16cex="http://schemas.microsoft.com/office/word/2018/wordml/cex" xmlns:w16cid="http://schemas.microsoft.com/office/word/2016/wordml/cid" xmlns:w16="http://schemas.microsoft.com/office/word/2018/wordml" xmlns:w16du="http://schemas.microsoft.com/office/word/2023/wordml/word16du" xmlns:w16sdtdh="http://schemas.microsoft.com/office/word/2020/wordml/sdtdatahash" xmlns:w16sdtfl="http://schemas.microsoft.com/office/word/2024/wordml/sdtformatlock" xmlns:w16se="http://schemas.microsoft.com/office/word/2015/wordml/symex" xmlns:wpg="http://schemas.microsoft.com/office/word/2010/wordprocessingGroup" xmlns:wpi="http://schemas.microsoft.com/office/word/2010/wordprocessingInk" xmlns:wne="http://schemas.microsoft.com/office/word/2006/wordml" xmlns:wps="http://schemas.microsoft.com/office/word/2010/wordprocessingShape" mc:Ignorable="w14 w15 w16se w16cid w16 w16cex w16sdtdh w16sdtfl w16du wp14">
   <w:body>
     <w:p>
       <w:pPr>
@@ -9,294 +9,370 @@
         </w:pBdr>
         <w:spacing w:after="120"/>
         <w:rPr>
+          <w:sz w:val="21"/>
+          <w:szCs w:val="21"/>
+        </w:rPr>
+      </w:pPr>
+      <w:r>
+        <w:rPr>
+          <w:i/>
+          <w:iCs/>
+          <w:color w:val="666666"/>
+          <w:sz w:val="16"/>
+          <w:szCs w:val="16"/>
+        </w:rPr>
+        <w:t>MGMT298D: Science and Strategy of AI | UCLA Anderson</w:t>
+      </w:r>
+    </w:p>
+    <w:p>
+      <w:pPr>
+        <w:pStyle w:val="Heading1"/>
+        <w:rPr>
+          <w:sz w:val="28"/>
+          <w:szCs w:val="28"/>
+        </w:rPr>
+      </w:pPr>
+      <w:r>
+        <w:rPr>
+          <w:b w:val="0"/>
+          <w:bCs w:val="0"/>
+          <w:i/>
+          <w:iCs/>
+          <w:color w:val="000000" w:themeColor="text1"/>
           <w:sz w:val="22"/>
           <w:szCs w:val="22"/>
         </w:rPr>
-      </w:pPr>
+        <w:t>Assignment 4</w:t>
+      </w:r>
       <w:r>
         <w:rPr>
+          <w:sz w:val="32"/>
+          <w:szCs w:val="32"/>
+        </w:rPr>
+        <w:br/>
+        <w:t>Neural Networks: MNIST Digit Classification</w:t>
+        <w:br/>
+      </w:r>
+      <w:r>
+        <w:rPr>
+          <w:b w:val="0"/>
+          <w:bCs w:val="0"/>
           <w:i/>
           <w:iCs/>
-          <w:sz w:val="18"/>
-          <w:szCs w:val="18"/>
-          <w:color w:val="666666"/>
-        </w:rPr>
-        <w:t xml:space="preserve">MGMT298D: Science and Strategy of AI | UCLA Anderson</w:t>
-      </w:r>
-    </w:p>
-    <w:p>
-      <w:pPr>
-        <w:pStyle w:val="Heading1"/>
-        <w:rPr>
-          <w:sz w:val="32"/>
-          <w:szCs w:val="32"/>
-        </w:rPr>
-      </w:pPr>
-      <w:r>
-        <w:t xml:space="preserve">Neural Networks: Breast Cancer Classification</w:t>
-      </w:r>
-    </w:p>
-    <w:p>
-      <w:pPr>
-        <w:spacing w:after="360" w:before="60"/>
-        <w:rPr>
+          <w:color w:val="000000" w:themeColor="text1"/>
           <w:sz w:val="22"/>
           <w:szCs w:val="22"/>
         </w:rPr>
-      </w:pPr>
-      <w:r>
-        <w:rPr>
-          <w:sz w:val="21"/>
-          <w:szCs w:val="21"/>
-          <w:color w:val="666666"/>
-          <w:i/>
-          <w:iCs/>
-        </w:rPr>
-        <w:t xml:space="preserve">Week 5</w:t>
+        <w:t>Handwritten Digit Recognition for USPS Mail Sorting</w:t>
       </w:r>
     </w:p>
     <w:p>
       <w:pPr>
         <w:spacing w:after="0"/>
-      </w:pPr>
-    </w:p>
-    <w:p>
-      <w:pPr>
-        <w:pStyle w:val="Heading2"/>
-        <w:rPr>
-          <w:sz w:val="24"/>
-          <w:szCs w:val="24"/>
-        </w:rPr>
-      </w:pPr>
-      <w:r>
-        <w:rPr>
-          <w:sz w:val="24"/>
-          <w:szCs w:val="24"/>
-        </w:rPr>
-        <w:t xml:space="preserve">Instructions</w:t>
-      </w:r>
-    </w:p>
-    <w:p>
-      <w:pPr>
-        <w:spacing w:after="200"/>
         <w:rPr>
           <w:sz w:val="22"/>
           <w:szCs w:val="22"/>
         </w:rPr>
       </w:pPr>
+    </w:p>
+    <w:p>
+      <w:pPr>
+        <w:pStyle w:val="Heading3"/>
+        <w:rPr>
+          <w:sz w:val="20"/>
+          <w:szCs w:val="20"/>
+        </w:rPr>
+      </w:pPr>
       <w:r>
+        <w:rPr>
+          <w:sz w:val="20"/>
+          <w:szCs w:val="20"/>
+        </w:rPr>
+        <w:t>Instructions.</w:t>
+      </w:r>
+      <w:r>
+        <w:rPr>
+          <w:b w:val="0"/>
+          <w:bCs w:val="0"/>
+          <w:color w:val="000000" w:themeColor="text1"/>
+          <w:sz w:val="20"/>
+          <w:szCs w:val="20"/>
+        </w:rPr>
+        <w:t xml:space="preserve"> This assignment focuses on training a feed-forward neural network to classify handwritten digits from the classic MNIST dataset (28×28 grayscale images of digits 0–9). You will experiment with different network architectures and training settings, then reflect on the trade-offs that arise when deploying neural networks in the real world.</w:t>
+        <w:br/>
+        <w:br/>
+        <w:t xml:space="preserve">Build models using the </w:t>
+      </w:r>
+      <w:hyperlink r:id="rId5" w:history="1">
+        <w:r>
+          <w:rPr>
+            <w:rStyle w:val="Hyperlink"/>
+            <w:b w:val="0"/>
+            <w:bCs w:val="0"/>
+            <w:sz w:val="20"/>
+            <w:szCs w:val="20"/>
+          </w:rPr>
+          <w:t>Week 4 web app</w:t>
+        </w:r>
+      </w:hyperlink>
+      <w:r>
+        <w:rPr>
+          <w:b w:val="0"/>
+          <w:bCs w:val="0"/>
+          <w:color w:val="000000" w:themeColor="text1"/>
+          <w:sz w:val="20"/>
+          <w:szCs w:val="20"/>
+        </w:rPr>
+        <w:t xml:space="preserve"> and answer the questions below. Stick to 3 sentences maximum per question. Upload your completed assignment to BruinLearn as a PDF by the end of the day (11:59pm PT).</w:t>
+      </w:r>
+    </w:p>
+    <w:p>
+      <w:pPr>
+        <w:spacing w:after="0"/>
         <w:rPr>
           <w:sz w:val="22"/>
           <w:szCs w:val="22"/>
         </w:rPr>
-        <w:t xml:space="preserve">Build models using the Week 5 web application and answer the following questions. Upload your completed assignment to BruinLearn.</w:t>
+      </w:pPr>
+    </w:p>
+    <w:p>
+      <w:pPr>
+        <w:spacing w:after="0"/>
+        <w:rPr>
+          <w:sz w:val="20"/>
+          <w:szCs w:val="20"/>
+        </w:rPr>
+      </w:pPr>
+    </w:p>
+    <w:p>
+      <w:pPr>
+        <w:pStyle w:val="Heading3"/>
+        <w:rPr>
+          <w:b w:val="0"/>
+          <w:bCs w:val="0"/>
+          <w:color w:val="000000" w:themeColor="text1"/>
+          <w:sz w:val="20"/>
+          <w:szCs w:val="20"/>
+        </w:rPr>
+      </w:pPr>
+      <w:r>
+        <w:rPr>
+          <w:sz w:val="20"/>
+          <w:szCs w:val="20"/>
+        </w:rPr>
+        <w:t>Question 1.</w:t>
       </w:r>
-    </w:p>
-    <w:p>
-      <w:pPr>
-        <w:spacing w:after="0"/>
-      </w:pPr>
-    </w:p>
-    <w:p>
-      <w:pPr>
-        <w:pStyle w:val="Heading2"/>
-        <w:rPr>
-          <w:sz w:val="24"/>
-          <w:szCs w:val="24"/>
-        </w:rPr>
-      </w:pPr>
       <w:r>
         <w:rPr>
-          <w:sz w:val="24"/>
-          <w:szCs w:val="24"/>
-        </w:rPr>
-        <w:t xml:space="preserve">Questions</w:t>
+          <w:b w:val="0"/>
+          <w:bCs w:val="0"/>
+          <w:color w:val="000000" w:themeColor="text1"/>
+          <w:sz w:val="20"/>
+          <w:szCs w:val="20"/>
+        </w:rPr>
+        <w:t xml:space="preserve"> Train a baseline neural network using the default configuration: two hidden layers [64, 32], ReLU activation, learning rate 0.001, batch size 32, 50 epochs, and early stopping enabled. Report the final test accuracy and note how many epochs actually ran before training stopped. Looking at the confusion matrix, which two digits does the model most often confuse with each other, and offer a brief intuition for why.</w:t>
       </w:r>
     </w:p>
     <w:p>
       <w:pPr>
+        <w:rPr>
+          <w:sz w:val="20"/>
+          <w:szCs w:val="20"/>
+        </w:rPr>
+      </w:pPr>
+    </w:p>
+    <w:p>
+      <w:pPr>
+        <w:rPr>
+          <w:sz w:val="20"/>
+          <w:szCs w:val="20"/>
+        </w:rPr>
+      </w:pPr>
+    </w:p>
+    <w:p>
+      <w:pPr>
+        <w:rPr>
+          <w:sz w:val="20"/>
+          <w:szCs w:val="20"/>
+        </w:rPr>
+      </w:pPr>
+    </w:p>
+    <w:p>
+      <w:pPr>
+        <w:rPr>
+          <w:sz w:val="20"/>
+          <w:szCs w:val="20"/>
+        </w:rPr>
+      </w:pPr>
+    </w:p>
+    <w:p>
+      <w:pPr>
         <w:pStyle w:val="Heading3"/>
         <w:rPr>
-          <w:sz w:val="22"/>
-          <w:szCs w:val="22"/>
+          <w:b w:val="0"/>
+          <w:bCs w:val="0"/>
+          <w:color w:val="000000" w:themeColor="text1"/>
+          <w:sz w:val="20"/>
+          <w:szCs w:val="20"/>
         </w:rPr>
       </w:pPr>
       <w:r>
         <w:rPr>
-          <w:sz w:val="22"/>
-          <w:szCs w:val="22"/>
-        </w:rPr>
-        <w:t xml:space="preserve">Question 1</w:t>
+          <w:sz w:val="20"/>
+          <w:szCs w:val="20"/>
+        </w:rPr>
+        <w:t xml:space="preserve">Question 2. </w:t>
       </w:r>
-    </w:p>
-    <w:p>
-      <w:pPr>
-        <w:spacing w:after="200"/>
-        <w:rPr>
-          <w:sz w:val="22"/>
-          <w:szCs w:val="22"/>
-        </w:rPr>
-      </w:pPr>
       <w:r>
         <w:rPr>
-          <w:sz w:val="22"/>
-          <w:szCs w:val="22"/>
-        </w:rPr>
-        <w:t xml:space="preserve">Train a neural network with 1 hidden layer (32 units) and report the test accuracy. Then train with 2 hidden layers (64, 32 units). Report the test accuracy. Does adding depth improve performance, and what might explain this?</w:t>
+          <w:b w:val="0"/>
+          <w:bCs w:val="0"/>
+          <w:color w:val="000000" w:themeColor="text1"/>
+          <w:sz w:val="20"/>
+          <w:szCs w:val="20"/>
+        </w:rPr>
+        <w:t>Train two models with the same total number of hidden nodes but different shapes: Model A with a single hidden layer of [128] nodes, and Model B with two hidden layers of [64, 64]. Calculate the number of trainable weights in each architecture (they differ substantially, even though total node count is identical) and report each model’s test accuracy. Which architecture wins, and what does this suggest about the trade-off between width and depth on this task?</w:t>
       </w:r>
     </w:p>
     <w:p>
       <w:pPr>
+        <w:rPr>
+          <w:sz w:val="20"/>
+          <w:szCs w:val="20"/>
+        </w:rPr>
+      </w:pPr>
+    </w:p>
+    <w:p>
+      <w:pPr>
+        <w:rPr>
+          <w:sz w:val="20"/>
+          <w:szCs w:val="20"/>
+        </w:rPr>
+      </w:pPr>
+    </w:p>
+    <w:p>
+      <w:pPr>
+        <w:rPr>
+          <w:sz w:val="20"/>
+          <w:szCs w:val="20"/>
+        </w:rPr>
+      </w:pPr>
+    </w:p>
+    <w:p>
+      <w:pPr>
+        <w:rPr>
+          <w:sz w:val="20"/>
+          <w:szCs w:val="20"/>
+        </w:rPr>
+      </w:pPr>
+    </w:p>
+    <w:p>
+      <w:pPr>
         <w:pStyle w:val="Heading3"/>
         <w:rPr>
-          <w:sz w:val="22"/>
-          <w:szCs w:val="22"/>
+          <w:b w:val="0"/>
+          <w:bCs w:val="0"/>
+          <w:color w:val="000000" w:themeColor="text1"/>
+          <w:sz w:val="20"/>
+          <w:szCs w:val="20"/>
         </w:rPr>
       </w:pPr>
       <w:r>
         <w:rPr>
-          <w:sz w:val="22"/>
-          <w:szCs w:val="22"/>
-        </w:rPr>
-        <w:t xml:space="preserve">Question 2</w:t>
+          <w:sz w:val="20"/>
+          <w:szCs w:val="20"/>
+        </w:rPr>
+        <w:t xml:space="preserve">Question 3. </w:t>
       </w:r>
-    </w:p>
-    <w:p>
-      <w:pPr>
-        <w:spacing w:after="200"/>
-        <w:rPr>
-          <w:sz w:val="22"/>
-          <w:szCs w:val="22"/>
-        </w:rPr>
-      </w:pPr>
       <w:r>
         <w:rPr>
-          <w:sz w:val="22"/>
-          <w:szCs w:val="22"/>
-        </w:rPr>
-        <w:t xml:space="preserve">Compare three activation functions: ReLU, Sigmoid, and Tanh. Train separate models and report test accuracy for each. Which works best for this classification task, and why might certain activation functions outperform others?</w:t>
+          <w:b w:val="0"/>
+          <w:bCs w:val="0"/>
+          <w:color w:val="000000" w:themeColor="text1"/>
+          <w:sz w:val="20"/>
+          <w:szCs w:val="20"/>
+        </w:rPr>
+        <w:t xml:space="preserve">Uncheck the “Early Stopping” box, set epochs to 200, and train a model with any reasonable architecture. Looking at the loss chart, at roughly which epoch does the validation loss stop improving while the training loss continues to fall? What does this divergence between training and validation loss tell you about the model, and why is early stopping a useful defense?</w:t>
       </w:r>
     </w:p>
     <w:p>
       <w:pPr>
+        <w:rPr>
+          <w:sz w:val="20"/>
+          <w:szCs w:val="20"/>
+        </w:rPr>
+      </w:pPr>
+    </w:p>
+    <w:p>
+      <w:pPr>
+        <w:rPr>
+          <w:sz w:val="20"/>
+          <w:szCs w:val="20"/>
+        </w:rPr>
+      </w:pPr>
+    </w:p>
+    <w:p>
+      <w:pPr>
+        <w:rPr>
+          <w:sz w:val="20"/>
+          <w:szCs w:val="20"/>
+        </w:rPr>
+      </w:pPr>
+    </w:p>
+    <w:p>
+      <w:pPr>
+        <w:rPr>
+          <w:sz w:val="20"/>
+          <w:szCs w:val="20"/>
+        </w:rPr>
+      </w:pPr>
+    </w:p>
+    <w:p>
+      <w:pPr>
         <w:pStyle w:val="Heading3"/>
         <w:rPr>
-          <w:sz w:val="22"/>
-          <w:szCs w:val="22"/>
+          <w:b w:val="0"/>
+          <w:bCs w:val="0"/>
+          <w:color w:val="000000" w:themeColor="text1"/>
+          <w:sz w:val="20"/>
+          <w:szCs w:val="20"/>
         </w:rPr>
       </w:pPr>
       <w:r>
         <w:rPr>
-          <w:sz w:val="22"/>
-          <w:szCs w:val="22"/>
-        </w:rPr>
-        <w:t xml:space="preserve">Question 3</w:t>
+          <w:sz w:val="20"/>
+          <w:szCs w:val="20"/>
+        </w:rPr>
+        <w:t xml:space="preserve">Question 4. </w:t>
       </w:r>
-    </w:p>
-    <w:p>
-      <w:pPr>
-        <w:spacing w:after="200"/>
-        <w:rPr>
-          <w:sz w:val="22"/>
-          <w:szCs w:val="22"/>
-        </w:rPr>
-      </w:pPr>
       <w:r>
         <w:rPr>
-          <w:sz w:val="22"/>
-          <w:szCs w:val="22"/>
-        </w:rPr>
-        <w:t xml:space="preserve">Train a model without dropout, then train with dropout=0.3. Report the train and test accuracy for both. What effect does dropout have on overfitting?</w:t>
+          <w:b w:val="0"/>
+          <w:bCs w:val="0"/>
+          <w:color w:val="000000" w:themeColor="text1"/>
+          <w:sz w:val="20"/>
+          <w:szCs w:val="20"/>
+        </w:rPr>
+        <w:t>The USPS wants to deploy your network to automatically sort handwritten ZIP codes on millions of envelopes per day. Name two advantages of using a neural network over hand-coded rules for this task, and two risks or failure modes you would flag before deploying in production. For the failure modes you raised, what additional data or guardrails could help mitigate them?</w:t>
       </w:r>
     </w:p>
-    <w:p>
-      <w:pPr>
-        <w:pStyle w:val="Heading3"/>
-        <w:rPr>
-          <w:sz w:val="22"/>
-          <w:szCs w:val="22"/>
-        </w:rPr>
-      </w:pPr>
-      <w:r>
-        <w:rPr>
-          <w:sz w:val="22"/>
-          <w:szCs w:val="22"/>
-        </w:rPr>
-        <w:t xml:space="preserve">Question 4</w:t>
-      </w:r>
-    </w:p>
-    <w:p>
-      <w:pPr>
-        <w:spacing w:after="200"/>
-        <w:rPr>
-          <w:sz w:val="22"/>
-          <w:szCs w:val="22"/>
-        </w:rPr>
-      </w:pPr>
-      <w:r>
-        <w:rPr>
-          <w:sz w:val="22"/>
-          <w:szCs w:val="22"/>
-        </w:rPr>
-        <w:t xml:space="preserve">Train a model with batch_size=16, then with batch_size=128. Report the training time and test accuracy for each. How does batch size affect training dynamics and final performance?</w:t>
-      </w:r>
-    </w:p>
     <w:sectPr>
-      <w:pgSz w:w="12240" w:h="15840" w:orient="portrait"/>
+      <w:pgSz w:w="12240" w:h="15840"/>
       <w:pgMar w:top="1440" w:right="1440" w:bottom="1440" w:left="1440" w:header="708" w:footer="708" w:gutter="0"/>
-      <w:pgNumType/>
+      <w:cols w:space="720"/>
       <w:docGrid w:linePitch="360"/>
     </w:sectPr>
   </w:body>
 </w:document>
 </file>
 
-<file path=word/comments.xml><?xml version="1.0" encoding="utf-8"?>
-<w:comments xmlns:cx="http://schemas.microsoft.com/office/drawing/2014/chartex" xmlns:cx1="http://schemas.microsoft.com/office/drawing/2015/9/8/chartex" xmlns:cx2="http://schemas.microsoft.com/office/drawing/2015/10/21/chartex" xmlns:cx3="http://schemas.microsoft.com/office/drawing/2016/5/9/chartex" xmlns:cx4="http://schemas.microsoft.com/office/drawing/2016/5/10/chartex" xmlns:cx5="http://schemas.microsoft.com/office/drawing/2016/5/11/chartex" xmlns:cx6="http://schemas.microsoft.com/office/drawing/2016/5/12/chartex" xmlns:cx7="http://schemas.microsoft.com/office/drawing/2016/5/13/chartex" xmlns:cx8="http://schemas.microsoft.com/office/drawing/2016/5/14/chartex" xmlns:mc="http://schemas.openxmlformats.org/markup-compatibility/2006" xmlns:aink="http://schemas.microsoft.com/office/drawing/2016/ink" xmlns:am3d="http://schemas.microsoft.com/office/drawing/2017/model3d" xmlns:o="urn:schemas-microsoft-com:office:office" xmlns:r="http://schemas.openxmlformats.org/officeDocument/2006/relationships" xmlns:m="http://schemas.openxmlformats.org/officeDocument/2006/math" xmlns:v="urn:schemas-microsoft-com:vml" xmlns:wp14="http://schemas.microsoft.com/office/word/2010/wordprocessingDrawing" xmlns:wp="http://schemas.openxmlformats.org/drawingml/2006/wordprocessingDrawing" xmlns:w10="urn:schemas-microsoft-com:office:word" xmlns:w="http://schemas.openxmlformats.org/wordprocessingml/2006/main" xmlns:w14="http://schemas.microsoft.com/office/word/2010/wordml" xmlns:w15="http://schemas.microsoft.com/office/word/2012/wordml" xmlns:w16cex="http://schemas.microsoft.com/office/word/2018/wordml/cex" xmlns:w16cid="http://schemas.microsoft.com/office/word/2016/wordml/cid" xmlns:w16="http://schemas.microsoft.com/office/word/2018/wordml" xmlns:w16sdtdh="http://schemas.microsoft.com/office/word/2020/wordml/sdtdatahash" xmlns:w16se="http://schemas.microsoft.com/office/word/2015/wordml/symex" xmlns:wpg="http://schemas.microsoft.com/office/word/2010/wordprocessingGroup" xmlns:wpi="http://schemas.microsoft.com/office/word/2010/wordprocessingInk" xmlns:wne="http://schemas.microsoft.com/office/word/2006/wordml" xmlns:wps="http://schemas.microsoft.com/office/word/2010/wordprocessingShape"/>
-</file>
-
-<file path=word/footnotes.xml><?xml version="1.0" encoding="utf-8"?>
-<w:footnotes xmlns:wpc="http://schemas.microsoft.com/office/word/2010/wordprocessingCanvas" xmlns:mc="http://schemas.openxmlformats.org/markup-compatibility/2006" xmlns:o="urn:schemas-microsoft-com:office:office" xmlns:r="http://schemas.openxmlformats.org/officeDocument/2006/relationships" xmlns:m="http://schemas.openxmlformats.org/officeDocument/2006/math" xmlns:v="urn:schemas-microsoft-com:vml" xmlns:wp14="http://schemas.microsoft.com/office/word/2010/wordprocessingDrawing" xmlns:wp="http://schemas.openxmlformats.org/drawingml/2006/wordprocessingDrawing" xmlns:w10="urn:schemas-microsoft-com:office:word" xmlns:w="http://schemas.openxmlformats.org/wordprocessingml/2006/main" xmlns:w14="http://schemas.microsoft.com/office/word/2010/wordml" xmlns:w15="http://schemas.microsoft.com/office/word/2012/wordml" xmlns:wpg="http://schemas.microsoft.com/office/word/2010/wordprocessingGroup" xmlns:wpi="http://schemas.microsoft.com/office/word/2010/wordprocessingInk" xmlns:wne="http://schemas.microsoft.com/office/word/2006/wordml" xmlns:wps="http://schemas.microsoft.com/office/word/2010/wordprocessingShape" mc:Ignorable="w14 w15 wp14">
-  <w:footnote w:type="separator" w:id="-1">
-    <w:p>
-      <w:pPr>
-        <w:spacing w:after="0" w:line="240" w:lineRule="auto"/>
-      </w:pPr>
-      <w:r>
-        <w:rPr>
-          <w:rStyle w:val="FootnoteReference"/>
-        </w:rPr>
-        <w:footnoteRef/>
-      </w:r>
-      <w:r>
-        <w:separator/>
-      </w:r>
-    </w:p>
-  </w:footnote>
-  <w:footnote w:type="continuationSeparator" w:id="0">
-    <w:p>
-      <w:pPr>
-        <w:spacing w:after="0" w:line="240" w:lineRule="auto"/>
-      </w:pPr>
-      <w:r>
-        <w:rPr>
-          <w:rStyle w:val="FootnoteReference"/>
-        </w:rPr>
-        <w:footnoteRef/>
-      </w:r>
-      <w:r>
-        <w:continuationSeparator/>
-      </w:r>
-    </w:p>
-  </w:footnote>
-</w:footnotes>
-</file>
-
 <file path=word/numbering.xml><?xml version="1.0" encoding="utf-8"?>
-<w:numbering xmlns:wpc="http://schemas.microsoft.com/office/word/2010/wordprocessingCanvas" xmlns:mc="http://schemas.openxmlformats.org/markup-compatibility/2006" xmlns:o="urn:schemas-microsoft-com:office:office" xmlns:r="http://schemas.openxmlformats.org/officeDocument/2006/relationships" xmlns:m="http://schemas.openxmlformats.org/officeDocument/2006/math" xmlns:v="urn:schemas-microsoft-com:vml" xmlns:wp14="http://schemas.microsoft.com/office/word/2010/wordprocessingDrawing" xmlns:wp="http://schemas.openxmlformats.org/drawingml/2006/wordprocessingDrawing" xmlns:w10="urn:schemas-microsoft-com:office:word" xmlns:w="http://schemas.openxmlformats.org/wordprocessingml/2006/main" xmlns:w14="http://schemas.microsoft.com/office/word/2010/wordml" xmlns:w15="http://schemas.microsoft.com/office/word/2012/wordml" xmlns:wpg="http://schemas.microsoft.com/office/word/2010/wordprocessingGroup" xmlns:wpi="http://schemas.microsoft.com/office/word/2010/wordprocessingInk" xmlns:wne="http://schemas.microsoft.com/office/word/2006/wordml" xmlns:wps="http://schemas.microsoft.com/office/word/2010/wordprocessingShape" mc:Ignorable="w14 w15 wp14">
-  <w:abstractNum w:abstractNumId="1" w15:restartNumberingAfterBreak="0">
+<w:numbering xmlns:wpc="http://schemas.microsoft.com/office/word/2010/wordprocessingCanvas" xmlns:cx="http://schemas.microsoft.com/office/drawing/2014/chartex" xmlns:cx1="http://schemas.microsoft.com/office/drawing/2015/9/8/chartex" xmlns:cx2="http://schemas.microsoft.com/office/drawing/2015/10/21/chartex" xmlns:cx3="http://schemas.microsoft.com/office/drawing/2016/5/9/chartex" xmlns:cx4="http://schemas.microsoft.com/office/drawing/2016/5/10/chartex" xmlns:cx5="http://schemas.microsoft.com/office/drawing/2016/5/11/chartex" xmlns:cx6="http://schemas.microsoft.com/office/drawing/2016/5/12/chartex" xmlns:cx7="http://schemas.microsoft.com/office/drawing/2016/5/13/chartex" xmlns:cx8="http://schemas.microsoft.com/office/drawing/2016/5/14/chartex" xmlns:mc="http://schemas.openxmlformats.org/markup-compatibility/2006" xmlns:aink="http://schemas.microsoft.com/office/drawing/2016/ink" xmlns:am3d="http://schemas.microsoft.com/office/drawing/2017/model3d" xmlns:o="urn:schemas-microsoft-com:office:office" xmlns:oel="http://schemas.microsoft.com/office/2019/extlst" xmlns:r="http://schemas.openxmlformats.org/officeDocument/2006/relationships" xmlns:m="http://schemas.openxmlformats.org/officeDocument/2006/math" xmlns:v="urn:schemas-microsoft-com:vml" xmlns:wp14="http://schemas.microsoft.com/office/word/2010/wordprocessingDrawing" xmlns:wp="http://schemas.openxmlformats.org/drawingml/2006/wordprocessingDrawing" xmlns:w10="urn:schemas-microsoft-com:office:word" xmlns:w="http://schemas.openxmlformats.org/wordprocessingml/2006/main" xmlns:w14="http://schemas.microsoft.com/office/word/2010/wordml" xmlns:w15="http://schemas.microsoft.com/office/word/2012/wordml" xmlns:w16cex="http://schemas.microsoft.com/office/word/2018/wordml/cex" xmlns:w16cid="http://schemas.microsoft.com/office/word/2016/wordml/cid" xmlns:w16="http://schemas.microsoft.com/office/word/2018/wordml" xmlns:w16du="http://schemas.microsoft.com/office/word/2023/wordml/word16du" xmlns:w16sdtdh="http://schemas.microsoft.com/office/word/2020/wordml/sdtdatahash" xmlns:w16sdtfl="http://schemas.microsoft.com/office/word/2024/wordml/sdtformatlock" xmlns:w16se="http://schemas.microsoft.com/office/word/2015/wordml/symex" xmlns:wpg="http://schemas.microsoft.com/office/word/2010/wordprocessingGroup" xmlns:wpi="http://schemas.microsoft.com/office/word/2010/wordprocessingInk" xmlns:wne="http://schemas.microsoft.com/office/word/2006/wordml" xmlns:wps="http://schemas.microsoft.com/office/word/2010/wordprocessingShape" mc:Ignorable="w14 w15 w16se w16cid w16 w16cex w16sdtdh w16sdtfl w16du wp14">
+  <w:abstractNum w:abstractNumId="0" w15:restartNumberingAfterBreak="0">
+    <w:nsid w:val="585B5AEB"/>
     <w:multiLevelType w:val="hybridMultilevel"/>
-    <w:lvl w:ilvl="0" w15:tentative="1">
+    <w:tmpl w:val="4BDCC744"/>
+    <w:lvl w:ilvl="0" w:tplc="11507C5A">
       <w:start w:val="1"/>
       <w:numFmt w:val="bullet"/>
       <w:lvlText w:val="●"/>
@@ -305,7 +381,7 @@
         <w:ind w:left="720" w:hanging="360"/>
       </w:pPr>
     </w:lvl>
-    <w:lvl w:ilvl="1" w15:tentative="1">
+    <w:lvl w:ilvl="1" w:tplc="F36ADF30">
       <w:start w:val="1"/>
       <w:numFmt w:val="bullet"/>
       <w:lvlText w:val="○"/>
@@ -314,7 +390,7 @@
         <w:ind w:left="1440" w:hanging="360"/>
       </w:pPr>
     </w:lvl>
-    <w:lvl w:ilvl="2" w15:tentative="1">
+    <w:lvl w:ilvl="2" w:tplc="B0B0CB90">
       <w:start w:val="1"/>
       <w:numFmt w:val="bullet"/>
       <w:lvlText w:val="■"/>
@@ -323,7 +399,7 @@
         <w:ind w:left="2160" w:hanging="360"/>
       </w:pPr>
     </w:lvl>
-    <w:lvl w:ilvl="3" w15:tentative="1">
+    <w:lvl w:ilvl="3" w:tplc="C9A2F7C4">
       <w:start w:val="1"/>
       <w:numFmt w:val="bullet"/>
       <w:lvlText w:val="●"/>
@@ -332,7 +408,7 @@
         <w:ind w:left="2880" w:hanging="360"/>
       </w:pPr>
     </w:lvl>
-    <w:lvl w:ilvl="4" w15:tentative="1">
+    <w:lvl w:ilvl="4" w:tplc="E286B66A">
       <w:start w:val="1"/>
       <w:numFmt w:val="bullet"/>
       <w:lvlText w:val="○"/>
@@ -341,7 +417,7 @@
         <w:ind w:left="3600" w:hanging="360"/>
       </w:pPr>
     </w:lvl>
-    <w:lvl w:ilvl="5" w15:tentative="1">
+    <w:lvl w:ilvl="5" w:tplc="A3C89DEC">
       <w:start w:val="1"/>
       <w:numFmt w:val="bullet"/>
       <w:lvlText w:val="■"/>
@@ -350,7 +426,7 @@
         <w:ind w:left="4320" w:hanging="360"/>
       </w:pPr>
     </w:lvl>
-    <w:lvl w:ilvl="6" w15:tentative="1">
+    <w:lvl w:ilvl="6" w:tplc="FFDA10B0">
       <w:start w:val="1"/>
       <w:numFmt w:val="bullet"/>
       <w:lvlText w:val="●"/>
@@ -359,7 +435,7 @@
         <w:ind w:left="5040" w:hanging="360"/>
       </w:pPr>
     </w:lvl>
-    <w:lvl w:ilvl="7" w15:tentative="1">
+    <w:lvl w:ilvl="7" w:tplc="AE267C40">
       <w:start w:val="1"/>
       <w:numFmt w:val="bullet"/>
       <w:lvlText w:val="●"/>
@@ -368,7 +444,7 @@
         <w:ind w:left="5760" w:hanging="360"/>
       </w:pPr>
     </w:lvl>
-    <w:lvl w:ilvl="8" w15:tentative="1">
+    <w:lvl w:ilvl="8" w:tplc="2A30E6E6">
       <w:start w:val="1"/>
       <w:numFmt w:val="bullet"/>
       <w:lvlText w:val="●"/>
@@ -378,8 +454,8 @@
       </w:pPr>
     </w:lvl>
   </w:abstractNum>
-  <w:num w:numId="1">
-    <w:abstractNumId w:val="1"/>
+  <w:num w:numId="1" w16cid:durableId="1118455142">
+    <w:abstractNumId w:val="0"/>
     <w:lvlOverride w:ilvl="0">
       <w:startOverride w:val="1"/>
     </w:lvlOverride>
@@ -988,5 +1064,344 @@
       <w:szCs w:val="20"/>
     </w:rPr>
   </w:style>
+  <w:style w:type="character" w:styleId="UnresolvedMention">
+    <w:name w:val="Unresolved Mention"/>
+    <w:basedOn w:val="DefaultParagraphFont"/>
+    <w:uiPriority w:val="99"/>
+    <w:semiHidden/>
+    <w:unhideWhenUsed/>
+    <w:rsid w:val="00EA2ADC"/>
+    <w:rPr>
+      <w:color w:val="605E5C"/>
+      <w:shd w:val="clear" w:color="auto" w:fill="E1DFDD"/>
+    </w:rPr>
+  </w:style>
+  <w:style w:type="character" w:styleId="FollowedHyperlink">
+    <w:name w:val="FollowedHyperlink"/>
+    <w:basedOn w:val="DefaultParagraphFont"/>
+    <w:uiPriority w:val="99"/>
+    <w:semiHidden/>
+    <w:unhideWhenUsed/>
+    <w:rsid w:val="00CC0335"/>
+    <w:rPr>
+      <w:color w:val="96607D" w:themeColor="followedHyperlink"/>
+      <w:u w:val="single"/>
+    </w:rPr>
+  </w:style>
 </w:styles>
+</file>
+
+<file path=word/theme/theme1.xml><?xml version="1.0" encoding="utf-8"?>
+<a:theme xmlns:a="http://schemas.openxmlformats.org/drawingml/2006/main" name="Office Theme">
+  <a:themeElements>
+    <a:clrScheme name="Office">
+      <a:dk1>
+        <a:sysClr val="windowText" lastClr="000000"/>
+      </a:dk1>
+      <a:lt1>
+        <a:sysClr val="window" lastClr="FFFFFF"/>
+      </a:lt1>
+      <a:dk2>
+        <a:srgbClr val="0E2841"/>
+      </a:dk2>
+      <a:lt2>
+        <a:srgbClr val="E8E8E8"/>
+      </a:lt2>
+      <a:accent1>
+        <a:srgbClr val="156082"/>
+      </a:accent1>
+      <a:accent2>
+        <a:srgbClr val="E97132"/>
+      </a:accent2>
+      <a:accent3>
+        <a:srgbClr val="196B24"/>
+      </a:accent3>
+      <a:accent4>
+        <a:srgbClr val="0F9ED5"/>
+      </a:accent4>
+      <a:accent5>
+        <a:srgbClr val="A02B93"/>
+      </a:accent5>
+      <a:accent6>
+        <a:srgbClr val="4EA72E"/>
+      </a:accent6>
+      <a:hlink>
+        <a:srgbClr val="467886"/>
+      </a:hlink>
+      <a:folHlink>
+        <a:srgbClr val="96607D"/>
+      </a:folHlink>
+    </a:clrScheme>
+    <a:fontScheme name="Office">
+      <a:majorFont>
+        <a:latin typeface="Aptos Display" panose="02110004020202020204"/>
+        <a:ea typeface=""/>
+        <a:cs typeface=""/>
+        <a:font script="Jpan" typeface="游ゴシック Light"/>
+        <a:font script="Hang" typeface="맑은 고딕"/>
+        <a:font script="Hans" typeface="等线 Light"/>
+        <a:font script="Hant" typeface="新細明體"/>
+        <a:font script="Arab" typeface="Times New Roman"/>
+        <a:font script="Hebr" typeface="Times New Roman"/>
+        <a:font script="Thai" typeface="Angsana New"/>
+        <a:font script="Ethi" typeface="Nyala"/>
+        <a:font script="Beng" typeface="Vrinda"/>
+        <a:font script="Gujr" typeface="Shruti"/>
+        <a:font script="Khmr" typeface="MoolBoran"/>
+        <a:font script="Knda" typeface="Tunga"/>
+        <a:font script="Guru" typeface="Raavi"/>
+        <a:font script="Cans" typeface="Euphemia"/>
+        <a:font script="Cher" typeface="Plantagenet Cherokee"/>
+        <a:font script="Yiii" typeface="Microsoft Yi Baiti"/>
+        <a:font script="Tibt" typeface="Microsoft Himalaya"/>
+        <a:font script="Thaa" typeface="MV Boli"/>
+        <a:font script="Deva" typeface="Mangal"/>
+        <a:font script="Telu" typeface="Gautami"/>
+        <a:font script="Taml" typeface="Latha"/>
+        <a:font script="Syrc" typeface="Estrangelo Edessa"/>
+        <a:font script="Orya" typeface="Kalinga"/>
+        <a:font script="Mlym" typeface="Kartika"/>
+        <a:font script="Laoo" typeface="DokChampa"/>
+        <a:font script="Sinh" typeface="Iskoola Pota"/>
+        <a:font script="Mong" typeface="Mongolian Baiti"/>
+        <a:font script="Viet" typeface="Times New Roman"/>
+        <a:font script="Uigh" typeface="Microsoft Uighur"/>
+        <a:font script="Geor" typeface="Sylfaen"/>
+        <a:font script="Armn" typeface="Arial"/>
+        <a:font script="Bugi" typeface="Leelawadee UI"/>
+        <a:font script="Bopo" typeface="Microsoft JhengHei"/>
+        <a:font script="Java" typeface="Javanese Text"/>
+        <a:font script="Lisu" typeface="Segoe UI"/>
+        <a:font script="Mymr" typeface="Myanmar Text"/>
+        <a:font script="Nkoo" typeface="Ebrima"/>
+        <a:font script="Olck" typeface="Nirmala UI"/>
+        <a:font script="Osma" typeface="Ebrima"/>
+        <a:font script="Phag" typeface="Phagspa"/>
+        <a:font script="Syrn" typeface="Estrangelo Edessa"/>
+        <a:font script="Syrj" typeface="Estrangelo Edessa"/>
+        <a:font script="Syre" typeface="Estrangelo Edessa"/>
+        <a:font script="Sora" typeface="Nirmala UI"/>
+        <a:font script="Tale" typeface="Microsoft Tai Le"/>
+        <a:font script="Talu" typeface="Microsoft New Tai Lue"/>
+        <a:font script="Tfng" typeface="Ebrima"/>
+      </a:majorFont>
+      <a:minorFont>
+        <a:latin typeface="Aptos" panose="02110004020202020204"/>
+        <a:ea typeface=""/>
+        <a:cs typeface=""/>
+        <a:font script="Jpan" typeface="游明朝"/>
+        <a:font script="Hang" typeface="맑은 고딕"/>
+        <a:font script="Hans" typeface="等线"/>
+        <a:font script="Hant" typeface="新細明體"/>
+        <a:font script="Arab" typeface="Arial"/>
+        <a:font script="Hebr" typeface="Arial"/>
+        <a:font script="Thai" typeface="Cordia New"/>
+        <a:font script="Ethi" typeface="Nyala"/>
+        <a:font script="Beng" typeface="Vrinda"/>
+        <a:font script="Gujr" typeface="Shruti"/>
+        <a:font script="Khmr" typeface="DaunPenh"/>
+        <a:font script="Knda" typeface="Tunga"/>
+        <a:font script="Guru" typeface="Raavi"/>
+        <a:font script="Cans" typeface="Euphemia"/>
+        <a:font script="Cher" typeface="Plantagenet Cherokee"/>
+        <a:font script="Yiii" typeface="Microsoft Yi Baiti"/>
+        <a:font script="Tibt" typeface="Microsoft Himalaya"/>
+        <a:font script="Thaa" typeface="MV Boli"/>
+        <a:font script="Deva" typeface="Mangal"/>
+        <a:font script="Telu" typeface="Gautami"/>
+        <a:font script="Taml" typeface="Latha"/>
+        <a:font script="Syrc" typeface="Estrangelo Edessa"/>
+        <a:font script="Orya" typeface="Kalinga"/>
+        <a:font script="Mlym" typeface="Kartika"/>
+        <a:font script="Laoo" typeface="DokChampa"/>
+        <a:font script="Sinh" typeface="Iskoola Pota"/>
+        <a:font script="Mong" typeface="Mongolian Baiti"/>
+        <a:font script="Viet" typeface="Arial"/>
+        <a:font script="Uigh" typeface="Microsoft Uighur"/>
+        <a:font script="Geor" typeface="Sylfaen"/>
+        <a:font script="Armn" typeface="Arial"/>
+        <a:font script="Bugi" typeface="Leelawadee UI"/>
+        <a:font script="Bopo" typeface="Microsoft JhengHei"/>
+        <a:font script="Java" typeface="Javanese Text"/>
+        <a:font script="Lisu" typeface="Segoe UI"/>
+        <a:font script="Mymr" typeface="Myanmar Text"/>
+        <a:font script="Nkoo" typeface="Ebrima"/>
+        <a:font script="Olck" typeface="Nirmala UI"/>
+        <a:font script="Osma" typeface="Ebrima"/>
+        <a:font script="Phag" typeface="Phagspa"/>
+        <a:font script="Syrn" typeface="Estrangelo Edessa"/>
+        <a:font script="Syrj" typeface="Estrangelo Edessa"/>
+        <a:font script="Syre" typeface="Estrangelo Edessa"/>
+        <a:font script="Sora" typeface="Nirmala UI"/>
+        <a:font script="Tale" typeface="Microsoft Tai Le"/>
+        <a:font script="Talu" typeface="Microsoft New Tai Lue"/>
+        <a:font script="Tfng" typeface="Ebrima"/>
+      </a:minorFont>
+    </a:fontScheme>
+    <a:fmtScheme name="Office">
+      <a:fillStyleLst>
+        <a:solidFill>
+          <a:schemeClr val="phClr"/>
+        </a:solidFill>
+        <a:gradFill rotWithShape="1">
+          <a:gsLst>
+            <a:gs pos="0">
+              <a:schemeClr val="phClr">
+                <a:lumMod val="110000"/>
+                <a:satMod val="105000"/>
+                <a:tint val="67000"/>
+              </a:schemeClr>
+            </a:gs>
+            <a:gs pos="50000">
+              <a:schemeClr val="phClr">
+                <a:lumMod val="105000"/>
+                <a:satMod val="103000"/>
+                <a:tint val="73000"/>
+              </a:schemeClr>
+            </a:gs>
+            <a:gs pos="100000">
+              <a:schemeClr val="phClr">
+                <a:lumMod val="105000"/>
+                <a:satMod val="109000"/>
+                <a:tint val="81000"/>
+              </a:schemeClr>
+            </a:gs>
+          </a:gsLst>
+          <a:lin ang="5400000" scaled="0"/>
+        </a:gradFill>
+        <a:gradFill rotWithShape="1">
+          <a:gsLst>
+            <a:gs pos="0">
+              <a:schemeClr val="phClr">
+                <a:satMod val="103000"/>
+                <a:lumMod val="102000"/>
+                <a:tint val="94000"/>
+              </a:schemeClr>
+            </a:gs>
+            <a:gs pos="50000">
+              <a:schemeClr val="phClr">
+                <a:satMod val="110000"/>
+                <a:lumMod val="100000"/>
+                <a:shade val="100000"/>
+              </a:schemeClr>
+            </a:gs>
+            <a:gs pos="100000">
+              <a:schemeClr val="phClr">
+                <a:lumMod val="99000"/>
+                <a:satMod val="120000"/>
+                <a:shade val="78000"/>
+              </a:schemeClr>
+            </a:gs>
+          </a:gsLst>
+          <a:lin ang="5400000" scaled="0"/>
+        </a:gradFill>
+      </a:fillStyleLst>
+      <a:lnStyleLst>
+        <a:ln w="12700" cap="flat" cmpd="sng" algn="ctr">
+          <a:solidFill>
+            <a:schemeClr val="phClr"/>
+          </a:solidFill>
+          <a:prstDash val="solid"/>
+          <a:miter lim="800000"/>
+        </a:ln>
+        <a:ln w="19050" cap="flat" cmpd="sng" algn="ctr">
+          <a:solidFill>
+            <a:schemeClr val="phClr"/>
+          </a:solidFill>
+          <a:prstDash val="solid"/>
+          <a:miter lim="800000"/>
+        </a:ln>
+        <a:ln w="25400" cap="flat" cmpd="sng" algn="ctr">
+          <a:solidFill>
+            <a:schemeClr val="phClr"/>
+          </a:solidFill>
+          <a:prstDash val="solid"/>
+          <a:miter lim="800000"/>
+        </a:ln>
+      </a:lnStyleLst>
+      <a:effectStyleLst>
+        <a:effectStyle>
+          <a:effectLst/>
+        </a:effectStyle>
+        <a:effectStyle>
+          <a:effectLst/>
+        </a:effectStyle>
+        <a:effectStyle>
+          <a:effectLst>
+            <a:outerShdw blurRad="57150" dist="19050" dir="5400000" algn="ctr" rotWithShape="0">
+              <a:srgbClr val="000000">
+                <a:alpha val="63000"/>
+              </a:srgbClr>
+            </a:outerShdw>
+          </a:effectLst>
+        </a:effectStyle>
+      </a:effectStyleLst>
+      <a:bgFillStyleLst>
+        <a:solidFill>
+          <a:schemeClr val="phClr"/>
+        </a:solidFill>
+        <a:solidFill>
+          <a:schemeClr val="phClr">
+            <a:tint val="95000"/>
+            <a:satMod val="170000"/>
+          </a:schemeClr>
+        </a:solidFill>
+        <a:gradFill rotWithShape="1">
+          <a:gsLst>
+            <a:gs pos="0">
+              <a:schemeClr val="phClr">
+                <a:tint val="93000"/>
+                <a:satMod val="150000"/>
+                <a:shade val="98000"/>
+                <a:lumMod val="102000"/>
+              </a:schemeClr>
+            </a:gs>
+            <a:gs pos="50000">
+              <a:schemeClr val="phClr">
+                <a:tint val="98000"/>
+                <a:satMod val="130000"/>
+                <a:shade val="90000"/>
+                <a:lumMod val="103000"/>
+              </a:schemeClr>
+            </a:gs>
+            <a:gs pos="100000">
+              <a:schemeClr val="phClr">
+                <a:shade val="63000"/>
+                <a:satMod val="120000"/>
+              </a:schemeClr>
+            </a:gs>
+          </a:gsLst>
+          <a:lin ang="5400000" scaled="0"/>
+        </a:gradFill>
+      </a:bgFillStyleLst>
+    </a:fmtScheme>
+  </a:themeElements>
+  <a:objectDefaults>
+    <a:lnDef>
+      <a:spPr/>
+      <a:bodyPr/>
+      <a:lstStyle/>
+      <a:style>
+        <a:lnRef idx="2">
+          <a:schemeClr val="accent1"/>
+        </a:lnRef>
+        <a:fillRef idx="0">
+          <a:schemeClr val="accent1"/>
+        </a:fillRef>
+        <a:effectRef idx="1">
+          <a:schemeClr val="accent1"/>
+        </a:effectRef>
+        <a:fontRef idx="minor">
+          <a:schemeClr val="tx1"/>
+        </a:fontRef>
+      </a:style>
+    </a:lnDef>
+  </a:objectDefaults>
+  <a:extraClrSchemeLst/>
+  <a:extLst>
+    <a:ext uri="{05A4C25C-085E-4340-85A3-A5531E510DB2}">
+      <thm15:themeFamily xmlns:thm15="http://schemas.microsoft.com/office/thememl/2012/main" name="Office Theme" id="{2E142A2C-CD16-42D6-873A-C26D2A0506FA}" vid="{1BDDFF52-6CD6-40A5-AB3C-68EB2F1E4D0A}"/>
+    </a:ext>
+  </a:extLst>
+</a:theme>
 </file>
--- a/Assignments/Week4_Assignment.docx
+++ b/Assignments/Week4_Assignment.docx
@@ -170,7 +170,7 @@
           <w:sz w:val="20"/>
           <w:szCs w:val="20"/>
         </w:rPr>
-        <w:t xml:space="preserve"> Train a baseline neural network using the default configuration: two hidden layers [64, 32], ReLU activation, learning rate 0.001, batch size 32, 50 epochs, and early stopping enabled. Report the final test accuracy and note how many epochs actually ran before training stopped. Looking at the confusion matrix, which two digits does the model most often confuse with each other, and offer a brief intuition for why.</w:t>
+        <w:t xml:space="preserve"> Train a neural network with a single hidden layer of 8 nodes, keeping all other parameters at their defaults (ReLU activation, learning rate 0.001, batch size 32, 50 epochs, early stopping enabled). Report the final test accuracy. Looking at the row for the digit “5” in the confusion matrix, which other digit is it most commonly mistakenly recognized as, and offer a brief explanation as to why.</w:t>
       </w:r>
     </w:p>
     <w:p>
@@ -231,7 +231,7 @@
           <w:sz w:val="20"/>
           <w:szCs w:val="20"/>
         </w:rPr>
-        <w:t>Train two models with the same total number of hidden nodes but different shapes: Model A with a single hidden layer of [128] nodes, and Model B with two hidden layers of [64, 64]. Calculate the number of trainable weights in each architecture (they differ substantially, even though total node count is identical) and report each model’s test accuracy. Which architecture wins, and what does this suggest about the trade-off between width and depth on this task?</w:t>
+        <w:t>Train two models using the default architecture [64, 32] with ReLU activation, varying only the learning rate: one with lr=0.0001 (slider all the way left) and one with lr=0.1 (slider all the way right). Report each model’s test accuracy and describe how their loss curves differ. Which learning rate wins, and what general principle about training neural networks does this illustrate?</w:t>
       </w:r>
     </w:p>
     <w:p>

--- a/Assignments/Week4_Assignment.docx
+++ b/Assignments/Week4_Assignment.docx
@@ -170,7 +170,7 @@
           <w:sz w:val="20"/>
           <w:szCs w:val="20"/>
         </w:rPr>
-        <w:t xml:space="preserve"> Train a neural network with a single hidden layer of 8 nodes, keeping all other parameters at their defaults (ReLU activation, learning rate 0.001, batch size 32, 50 epochs, early stopping enabled). Report the final test accuracy. Looking at the row for the digit “5” in the confusion matrix, which other digit is it most commonly mistakenly recognized as, and offer a brief explanation as to why.</w:t>
+        <w:t xml:space="preserve"> Train a neural network with a single hidden layer of 8 nodes, keeping all other parameters at their defaults (ReLU activation, learning rate 0.001, batch size 32, 50 epochs, early stopping enabled). Report the final test accuracy. Looking at the row for the digit “2” in the confusion matrix, which other digit is it most commonly mistakenly recognized as, and offer a brief explanation as to why.</w:t>
       </w:r>
     </w:p>
     <w:p>

--- a/Assignments/Week4_Assignment.docx
+++ b/Assignments/Week4_Assignment.docx
@@ -50,7 +50,13 @@
           <w:szCs w:val="32"/>
         </w:rPr>
         <w:br/>
-        <w:t>Neural Networks: MNIST Digit Classification</w:t>
+        <w:t>Neural Networks</w:t>
+      </w:r>
+      <w:r>
+        <w:rPr>
+          <w:sz w:val="32"/>
+          <w:szCs w:val="32"/>
+        </w:rPr>
         <w:br/>
       </w:r>
       <w:r>
@@ -63,7 +69,7 @@
           <w:sz w:val="22"/>
           <w:szCs w:val="22"/>
         </w:rPr>
-        <w:t>Handwritten Digit Recognition for USPS Mail Sorting</w:t>
+        <w:t xml:space="preserve">Handwritten Digit Recognition </w:t>
       </w:r>
     </w:p>
     <w:p>
@@ -98,8 +104,66 @@
           <w:sz w:val="20"/>
           <w:szCs w:val="20"/>
         </w:rPr>
-        <w:t xml:space="preserve"> This assignment focuses on training a feed-forward neural network to classify handwritten digits from the classic MNIST dataset (28×28 grayscale images of digits 0–9). You will experiment with different network architectures and training settings, then reflect on the trade-offs that arise when deploying neural networks in the real world.</w:t>
+        <w:t xml:space="preserve"> This assignment focuses on training a feed-forward neural network to classify handwritten digits from the classic MNIST dataset (28×28 grayscale images of digits 0–9). You will experiment with different network architectures and training settings </w:t>
+      </w:r>
+      <w:r>
+        <w:rPr>
+          <w:b w:val="0"/>
+          <w:bCs w:val="0"/>
+          <w:color w:val="000000" w:themeColor="text1"/>
+          <w:sz w:val="20"/>
+          <w:szCs w:val="20"/>
+        </w:rPr>
+        <w:t>and consider the</w:t>
+      </w:r>
+      <w:r>
+        <w:rPr>
+          <w:b w:val="0"/>
+          <w:bCs w:val="0"/>
+          <w:color w:val="000000" w:themeColor="text1"/>
+          <w:sz w:val="20"/>
+          <w:szCs w:val="20"/>
+        </w:rPr>
+        <w:t xml:space="preserve"> trade-offs that arise when deploying neural network</w:t>
+      </w:r>
+      <w:r>
+        <w:rPr>
+          <w:b w:val="0"/>
+          <w:bCs w:val="0"/>
+          <w:color w:val="000000" w:themeColor="text1"/>
+          <w:sz w:val="20"/>
+          <w:szCs w:val="20"/>
+        </w:rPr>
+        <w:t>s</w:t>
+      </w:r>
+      <w:r>
+        <w:rPr>
+          <w:b w:val="0"/>
+          <w:bCs w:val="0"/>
+          <w:color w:val="000000" w:themeColor="text1"/>
+          <w:sz w:val="20"/>
+          <w:szCs w:val="20"/>
+        </w:rPr>
+        <w:t>.</w:t>
+      </w:r>
+      <w:r>
+        <w:rPr>
+          <w:b w:val="0"/>
+          <w:bCs w:val="0"/>
+          <w:color w:val="000000" w:themeColor="text1"/>
+          <w:sz w:val="20"/>
+          <w:szCs w:val="20"/>
+        </w:rPr>
         <w:br/>
+      </w:r>
+      <w:r>
+        <w:rPr>
+          <w:b w:val="0"/>
+          <w:bCs w:val="0"/>
+          <w:color w:val="000000" w:themeColor="text1"/>
+          <w:sz w:val="20"/>
+          <w:szCs w:val="20"/>
+        </w:rPr>
         <w:br/>
         <w:t xml:space="preserve">Build models using the </w:t>
       </w:r>
@@ -112,7 +176,37 @@
             <w:sz w:val="20"/>
             <w:szCs w:val="20"/>
           </w:rPr>
-          <w:t>Week 4 web app</w:t>
+          <w:t>Week 4</w:t>
+        </w:r>
+        <w:r>
+          <w:rPr>
+            <w:rStyle w:val="Hyperlink"/>
+            <w:b w:val="0"/>
+            <w:bCs w:val="0"/>
+            <w:sz w:val="20"/>
+            <w:szCs w:val="20"/>
+          </w:rPr>
+          <w:t xml:space="preserve"> </w:t>
+        </w:r>
+        <w:r>
+          <w:rPr>
+            <w:rStyle w:val="Hyperlink"/>
+            <w:b w:val="0"/>
+            <w:bCs w:val="0"/>
+            <w:sz w:val="20"/>
+            <w:szCs w:val="20"/>
+          </w:rPr>
+          <w:t>w</w:t>
+        </w:r>
+        <w:r>
+          <w:rPr>
+            <w:rStyle w:val="Hyperlink"/>
+            <w:b w:val="0"/>
+            <w:bCs w:val="0"/>
+            <w:sz w:val="20"/>
+            <w:szCs w:val="20"/>
+          </w:rPr>
+          <w:t>eb app</w:t>
         </w:r>
       </w:hyperlink>
       <w:r>
@@ -123,7 +217,29 @@
           <w:sz w:val="20"/>
           <w:szCs w:val="20"/>
         </w:rPr>
-        <w:t xml:space="preserve"> and answer the questions below. Stick to 3 sentences maximum per question. Upload your completed assignment to BruinLearn as a PDF by the end of the day (11:59pm PT).</w:t>
+        <w:t xml:space="preserve"> and answer the questions below. Stick to 3 sentences maximum per question. Upload your completed assignment to </w:t>
+      </w:r>
+      <w:proofErr w:type="spellStart"/>
+      <w:r>
+        <w:rPr>
+          <w:b w:val="0"/>
+          <w:bCs w:val="0"/>
+          <w:color w:val="000000" w:themeColor="text1"/>
+          <w:sz w:val="20"/>
+          <w:szCs w:val="20"/>
+        </w:rPr>
+        <w:t>BruinLearn</w:t>
+      </w:r>
+      <w:proofErr w:type="spellEnd"/>
+      <w:r>
+        <w:rPr>
+          <w:b w:val="0"/>
+          <w:bCs w:val="0"/>
+          <w:color w:val="000000" w:themeColor="text1"/>
+          <w:sz w:val="20"/>
+          <w:szCs w:val="20"/>
+        </w:rPr>
+        <w:t xml:space="preserve"> as a PDF by the end of the day (11:59pm PT).</w:t>
       </w:r>
     </w:p>
     <w:p>
@@ -170,8 +286,130 @@
           <w:sz w:val="20"/>
           <w:szCs w:val="20"/>
         </w:rPr>
-        <w:t xml:space="preserve"> Train a neural network with a single hidden layer of 8 nodes, keeping all other parameters at their defaults (ReLU activation, learning rate 0.001, batch size 32, 50 epochs, early stopping enabled). Report the final test accuracy. Looking at the row for the digit “2” in the confusion matrix, which other digit is it most commonly mistakenly recognized as, and offer a brief explanation as to why.</w:t>
-      </w:r>
+        <w:t xml:space="preserve"> Train a neural network with a single hidden layer of 8 nodes, keeping all other parameters at their defaults (</w:t>
+      </w:r>
+      <w:proofErr w:type="spellStart"/>
+      <w:r>
+        <w:rPr>
+          <w:b w:val="0"/>
+          <w:bCs w:val="0"/>
+          <w:color w:val="000000" w:themeColor="text1"/>
+          <w:sz w:val="20"/>
+          <w:szCs w:val="20"/>
+        </w:rPr>
+        <w:t>ReLU</w:t>
+      </w:r>
+      <w:proofErr w:type="spellEnd"/>
+      <w:r>
+        <w:rPr>
+          <w:b w:val="0"/>
+          <w:bCs w:val="0"/>
+          <w:color w:val="000000" w:themeColor="text1"/>
+          <w:sz w:val="20"/>
+          <w:szCs w:val="20"/>
+        </w:rPr>
+        <w:t xml:space="preserve"> activation, learning rate 0.001, batch size 32, 50 epochs, early stopping enabled). Report the final test accuracy. Looking at the row for the digit “2” in the confusion matrix, which </w:t>
+      </w:r>
+      <w:proofErr w:type="gramStart"/>
+      <w:r>
+        <w:rPr>
+          <w:b w:val="0"/>
+          <w:bCs w:val="0"/>
+          <w:color w:val="000000" w:themeColor="text1"/>
+          <w:sz w:val="20"/>
+          <w:szCs w:val="20"/>
+        </w:rPr>
+        <w:t>other</w:t>
+      </w:r>
+      <w:proofErr w:type="gramEnd"/>
+      <w:r>
+        <w:rPr>
+          <w:b w:val="0"/>
+          <w:bCs w:val="0"/>
+          <w:color w:val="000000" w:themeColor="text1"/>
+          <w:sz w:val="20"/>
+          <w:szCs w:val="20"/>
+        </w:rPr>
+        <w:t xml:space="preserve"> digit is </w:t>
+      </w:r>
+      <w:r>
+        <w:rPr>
+          <w:b w:val="0"/>
+          <w:bCs w:val="0"/>
+          <w:color w:val="000000" w:themeColor="text1"/>
+          <w:sz w:val="20"/>
+          <w:szCs w:val="20"/>
+        </w:rPr>
+        <w:t>the digit “2”</w:t>
+      </w:r>
+      <w:r>
+        <w:rPr>
+          <w:b w:val="0"/>
+          <w:bCs w:val="0"/>
+          <w:color w:val="000000" w:themeColor="text1"/>
+          <w:sz w:val="20"/>
+          <w:szCs w:val="20"/>
+        </w:rPr>
+        <w:t xml:space="preserve"> </w:t>
+      </w:r>
+      <w:proofErr w:type="gramStart"/>
+      <w:r>
+        <w:rPr>
+          <w:b w:val="0"/>
+          <w:bCs w:val="0"/>
+          <w:color w:val="000000" w:themeColor="text1"/>
+          <w:sz w:val="20"/>
+          <w:szCs w:val="20"/>
+        </w:rPr>
+        <w:t>most commonly mistaken</w:t>
+      </w:r>
+      <w:proofErr w:type="gramEnd"/>
+      <w:r>
+        <w:rPr>
+          <w:b w:val="0"/>
+          <w:bCs w:val="0"/>
+          <w:color w:val="000000" w:themeColor="text1"/>
+          <w:sz w:val="20"/>
+          <w:szCs w:val="20"/>
+        </w:rPr>
+        <w:t xml:space="preserve"> for by the model</w:t>
+      </w:r>
+      <w:r>
+        <w:rPr>
+          <w:b w:val="0"/>
+          <w:bCs w:val="0"/>
+          <w:color w:val="000000" w:themeColor="text1"/>
+          <w:sz w:val="20"/>
+          <w:szCs w:val="20"/>
+        </w:rPr>
+        <w:t>? Give a</w:t>
+      </w:r>
+      <w:r>
+        <w:rPr>
+          <w:b w:val="0"/>
+          <w:bCs w:val="0"/>
+          <w:color w:val="000000" w:themeColor="text1"/>
+          <w:sz w:val="20"/>
+          <w:szCs w:val="20"/>
+        </w:rPr>
+        <w:t xml:space="preserve"> brief explanation as to why.</w:t>
+      </w:r>
+    </w:p>
+    <w:p>
+      <w:pPr>
+        <w:rPr>
+          <w:sz w:val="20"/>
+          <w:szCs w:val="20"/>
+        </w:rPr>
+      </w:pPr>
+    </w:p>
+    <w:p>
+      <w:pPr>
+        <w:rPr>
+          <w:sz w:val="20"/>
+          <w:szCs w:val="20"/>
+        </w:rPr>
+      </w:pPr>
     </w:p>
     <w:p>
       <w:pPr>
@@ -231,7 +469,209 @@
           <w:sz w:val="20"/>
           <w:szCs w:val="20"/>
         </w:rPr>
-        <w:t>Train two models using the default architecture [64, 32] with ReLU activation, varying only the learning rate: one with lr=0.0001 (slider all the way left) and one with lr=0.1 (slider all the way right). Report each model’s test accuracy and describe how their loss curves differ. Which learning rate wins, and what general principle about training neural networks does this illustrate?</w:t>
+        <w:t>Set up a network with the following parameters: Layer 1: 64 nodes, Layer 2: 32 nodes,</w:t>
+      </w:r>
+      <w:r>
+        <w:rPr>
+          <w:b w:val="0"/>
+          <w:bCs w:val="0"/>
+          <w:color w:val="000000" w:themeColor="text1"/>
+          <w:sz w:val="20"/>
+          <w:szCs w:val="20"/>
+        </w:rPr>
+        <w:t xml:space="preserve"> </w:t>
+      </w:r>
+      <w:proofErr w:type="spellStart"/>
+      <w:r>
+        <w:rPr>
+          <w:b w:val="0"/>
+          <w:bCs w:val="0"/>
+          <w:color w:val="000000" w:themeColor="text1"/>
+          <w:sz w:val="20"/>
+          <w:szCs w:val="20"/>
+        </w:rPr>
+        <w:t>ReLU</w:t>
+      </w:r>
+      <w:proofErr w:type="spellEnd"/>
+      <w:r>
+        <w:rPr>
+          <w:b w:val="0"/>
+          <w:bCs w:val="0"/>
+          <w:color w:val="000000" w:themeColor="text1"/>
+          <w:sz w:val="20"/>
+          <w:szCs w:val="20"/>
+        </w:rPr>
+        <w:t xml:space="preserve"> activation, </w:t>
+      </w:r>
+      <w:r>
+        <w:rPr>
+          <w:b w:val="0"/>
+          <w:bCs w:val="0"/>
+          <w:color w:val="000000" w:themeColor="text1"/>
+          <w:sz w:val="20"/>
+          <w:szCs w:val="20"/>
+        </w:rPr>
+        <w:t xml:space="preserve">batch size 32, </w:t>
+      </w:r>
+      <w:r>
+        <w:rPr>
+          <w:b w:val="0"/>
+          <w:bCs w:val="0"/>
+          <w:color w:val="000000" w:themeColor="text1"/>
+          <w:sz w:val="20"/>
+          <w:szCs w:val="20"/>
+        </w:rPr>
+        <w:t xml:space="preserve">50 epochs, </w:t>
+      </w:r>
+      <w:r>
+        <w:rPr>
+          <w:color w:val="000000" w:themeColor="text1"/>
+          <w:sz w:val="20"/>
+          <w:szCs w:val="20"/>
+        </w:rPr>
+        <w:t>no</w:t>
+      </w:r>
+      <w:r>
+        <w:rPr>
+          <w:color w:val="000000" w:themeColor="text1"/>
+          <w:sz w:val="20"/>
+          <w:szCs w:val="20"/>
+        </w:rPr>
+        <w:t xml:space="preserve"> </w:t>
+      </w:r>
+      <w:r>
+        <w:rPr>
+          <w:b w:val="0"/>
+          <w:bCs w:val="0"/>
+          <w:color w:val="000000" w:themeColor="text1"/>
+          <w:sz w:val="20"/>
+          <w:szCs w:val="20"/>
+        </w:rPr>
+        <w:t xml:space="preserve">early stopping. </w:t>
+      </w:r>
+      <w:r>
+        <w:rPr>
+          <w:b w:val="0"/>
+          <w:bCs w:val="0"/>
+          <w:color w:val="000000" w:themeColor="text1"/>
+          <w:sz w:val="20"/>
+          <w:szCs w:val="20"/>
+        </w:rPr>
+        <w:t>Next, run two versions of the model with two different learning rates</w:t>
+      </w:r>
+      <w:r>
+        <w:rPr>
+          <w:b w:val="0"/>
+          <w:bCs w:val="0"/>
+          <w:color w:val="000000" w:themeColor="text1"/>
+          <w:sz w:val="20"/>
+          <w:szCs w:val="20"/>
+        </w:rPr>
+        <w:t xml:space="preserve">: </w:t>
+      </w:r>
+      <w:r>
+        <w:rPr>
+          <w:b w:val="0"/>
+          <w:bCs w:val="0"/>
+          <w:color w:val="000000" w:themeColor="text1"/>
+          <w:sz w:val="20"/>
+          <w:szCs w:val="20"/>
+        </w:rPr>
+        <w:t>o</w:t>
+      </w:r>
+      <w:r>
+        <w:rPr>
+          <w:b w:val="0"/>
+          <w:bCs w:val="0"/>
+          <w:color w:val="000000" w:themeColor="text1"/>
+          <w:sz w:val="20"/>
+          <w:szCs w:val="20"/>
+        </w:rPr>
+        <w:t xml:space="preserve">ne with </w:t>
+      </w:r>
+      <w:proofErr w:type="spellStart"/>
+      <w:r>
+        <w:rPr>
+          <w:b w:val="0"/>
+          <w:bCs w:val="0"/>
+          <w:color w:val="000000" w:themeColor="text1"/>
+          <w:sz w:val="20"/>
+          <w:szCs w:val="20"/>
+        </w:rPr>
+        <w:t>lr</w:t>
+      </w:r>
+      <w:proofErr w:type="spellEnd"/>
+      <w:r>
+        <w:rPr>
+          <w:b w:val="0"/>
+          <w:bCs w:val="0"/>
+          <w:color w:val="000000" w:themeColor="text1"/>
+          <w:sz w:val="20"/>
+          <w:szCs w:val="20"/>
+        </w:rPr>
+        <w:t xml:space="preserve">=0.0001 (slider all the way left) and one with </w:t>
+      </w:r>
+      <w:proofErr w:type="spellStart"/>
+      <w:r>
+        <w:rPr>
+          <w:b w:val="0"/>
+          <w:bCs w:val="0"/>
+          <w:color w:val="000000" w:themeColor="text1"/>
+          <w:sz w:val="20"/>
+          <w:szCs w:val="20"/>
+        </w:rPr>
+        <w:t>lr</w:t>
+      </w:r>
+      <w:proofErr w:type="spellEnd"/>
+      <w:r>
+        <w:rPr>
+          <w:b w:val="0"/>
+          <w:bCs w:val="0"/>
+          <w:color w:val="000000" w:themeColor="text1"/>
+          <w:sz w:val="20"/>
+          <w:szCs w:val="20"/>
+        </w:rPr>
+        <w:t xml:space="preserve">=0.1 (slider all the way right). </w:t>
+      </w:r>
+      <w:r>
+        <w:rPr>
+          <w:b w:val="0"/>
+          <w:bCs w:val="0"/>
+          <w:color w:val="000000" w:themeColor="text1"/>
+          <w:sz w:val="20"/>
+          <w:szCs w:val="20"/>
+        </w:rPr>
+        <w:t>Report the validation accuracy for both models. Explain why a higher learning rate m</w:t>
+      </w:r>
+      <w:r>
+        <w:rPr>
+          <w:b w:val="0"/>
+          <w:bCs w:val="0"/>
+          <w:color w:val="000000" w:themeColor="text1"/>
+          <w:sz w:val="20"/>
+          <w:szCs w:val="20"/>
+        </w:rPr>
+        <w:t xml:space="preserve">ight </w:t>
+      </w:r>
+      <w:r>
+        <w:rPr>
+          <w:b w:val="0"/>
+          <w:bCs w:val="0"/>
+          <w:color w:val="000000" w:themeColor="text1"/>
+          <w:sz w:val="20"/>
+          <w:szCs w:val="20"/>
+        </w:rPr>
+        <w:t>perform worse than a low learning rate</w:t>
+      </w:r>
+      <w:r>
+        <w:rPr>
+          <w:b w:val="0"/>
+          <w:bCs w:val="0"/>
+          <w:color w:val="000000" w:themeColor="text1"/>
+          <w:sz w:val="20"/>
+          <w:szCs w:val="20"/>
+        </w:rPr>
+        <w:t xml:space="preserve"> (Hint: Consider how it impacts the model weight updates). </w:t>
       </w:r>
     </w:p>
     <w:p>
@@ -282,6 +722,7 @@
           <w:sz w:val="20"/>
           <w:szCs w:val="20"/>
         </w:rPr>
+        <w:lastRenderedPageBreak/>
         <w:t xml:space="preserve">Question 3. </w:t>
       </w:r>
       <w:r>
@@ -292,8 +733,110 @@
           <w:sz w:val="20"/>
           <w:szCs w:val="20"/>
         </w:rPr>
-        <w:t xml:space="preserve">Uncheck the “Early Stopping” box, set epochs to 200, and train a model with any reasonable architecture. Looking at the loss chart, at roughly which epoch does the validation loss stop improving while the training loss continues to fall? What does this divergence between training and validation loss tell you about the model, and why is early stopping a useful defense?</w:t>
-      </w:r>
+        <w:t>Try different combinations of hyperparameters (architecture, learning rate, batch size, epochs</w:t>
+      </w:r>
+      <w:r>
+        <w:rPr>
+          <w:b w:val="0"/>
+          <w:bCs w:val="0"/>
+          <w:color w:val="000000" w:themeColor="text1"/>
+          <w:sz w:val="20"/>
+          <w:szCs w:val="20"/>
+        </w:rPr>
+        <w:t>, early stopping on/off</w:t>
+      </w:r>
+      <w:r>
+        <w:rPr>
+          <w:b w:val="0"/>
+          <w:bCs w:val="0"/>
+          <w:color w:val="000000" w:themeColor="text1"/>
+          <w:sz w:val="20"/>
+          <w:szCs w:val="20"/>
+        </w:rPr>
+        <w:t>) to get the highest validation accuracy you can. Report the settings you used and the validation accuracy you achieved.</w:t>
+      </w:r>
+      <w:r>
+        <w:rPr>
+          <w:b w:val="0"/>
+          <w:bCs w:val="0"/>
+          <w:color w:val="000000" w:themeColor="text1"/>
+          <w:sz w:val="20"/>
+          <w:szCs w:val="20"/>
+        </w:rPr>
+        <w:t xml:space="preserve"> </w:t>
+      </w:r>
+      <w:r>
+        <w:rPr>
+          <w:b w:val="0"/>
+          <w:bCs w:val="0"/>
+          <w:color w:val="000000" w:themeColor="text1"/>
+          <w:sz w:val="20"/>
+          <w:szCs w:val="20"/>
+        </w:rPr>
+        <w:t>What was the single biggest lever in improving your accuracy</w:t>
+      </w:r>
+      <w:r>
+        <w:rPr>
+          <w:b w:val="0"/>
+          <w:bCs w:val="0"/>
+          <w:color w:val="000000" w:themeColor="text1"/>
+          <w:sz w:val="20"/>
+          <w:szCs w:val="20"/>
+        </w:rPr>
+        <w:t xml:space="preserve">, </w:t>
+      </w:r>
+      <w:r>
+        <w:rPr>
+          <w:b w:val="0"/>
+          <w:bCs w:val="0"/>
+          <w:color w:val="000000" w:themeColor="text1"/>
+          <w:sz w:val="20"/>
+          <w:szCs w:val="20"/>
+        </w:rPr>
+        <w:t>and why do you think that was</w:t>
+      </w:r>
+      <w:r>
+        <w:rPr>
+          <w:b w:val="0"/>
+          <w:bCs w:val="0"/>
+          <w:color w:val="000000" w:themeColor="text1"/>
+          <w:sz w:val="20"/>
+          <w:szCs w:val="20"/>
+        </w:rPr>
+        <w:t>? (Many acceptable answers).</w:t>
+      </w:r>
+    </w:p>
+    <w:p>
+      <w:pPr>
+        <w:rPr>
+          <w:sz w:val="20"/>
+          <w:szCs w:val="20"/>
+        </w:rPr>
+      </w:pPr>
+    </w:p>
+    <w:p>
+      <w:pPr>
+        <w:rPr>
+          <w:sz w:val="20"/>
+          <w:szCs w:val="20"/>
+        </w:rPr>
+      </w:pPr>
+    </w:p>
+    <w:p>
+      <w:pPr>
+        <w:rPr>
+          <w:sz w:val="20"/>
+          <w:szCs w:val="20"/>
+        </w:rPr>
+      </w:pPr>
+    </w:p>
+    <w:p>
+      <w:pPr>
+        <w:rPr>
+          <w:sz w:val="20"/>
+          <w:szCs w:val="20"/>
+        </w:rPr>
+      </w:pPr>
     </w:p>
     <w:p>
       <w:pPr>

--- a/Assignments/Week4_Assignment.docx
+++ b/Assignments/Week4_Assignment.docx
@@ -896,7 +896,102 @@
           <w:sz w:val="20"/>
           <w:szCs w:val="20"/>
         </w:rPr>
-        <w:t>The USPS wants to deploy your network to automatically sort handwritten ZIP codes on millions of envelopes per day. Name two advantages of using a neural network over hand-coded rules for this task, and two risks or failure modes you would flag before deploying in production. For the failure modes you raised, what additional data or guardrails could help mitigate them?</w:t>
+        <w:t xml:space="preserve">USPS </w:t>
+      </w:r>
+      <w:proofErr w:type="gramStart"/>
+      <w:r>
+        <w:rPr>
+          <w:b w:val="0"/>
+          <w:bCs w:val="0"/>
+          <w:color w:val="000000" w:themeColor="text1"/>
+          <w:sz w:val="20"/>
+          <w:szCs w:val="20"/>
+        </w:rPr>
+        <w:t>sorts</w:t>
+      </w:r>
+      <w:proofErr w:type="gramEnd"/>
+      <w:r>
+        <w:rPr>
+          <w:b w:val="0"/>
+          <w:bCs w:val="0"/>
+          <w:color w:val="000000" w:themeColor="text1"/>
+          <w:sz w:val="20"/>
+          <w:szCs w:val="20"/>
+        </w:rPr>
+        <w:t xml:space="preserve"> handwritten mail by scanning each envelope, running a neural network to read the address, cross-checking against the list of valid </w:t>
+      </w:r>
+      <w:r>
+        <w:rPr>
+          <w:b w:val="0"/>
+          <w:bCs w:val="0"/>
+          <w:color w:val="000000" w:themeColor="text1"/>
+          <w:sz w:val="20"/>
+          <w:szCs w:val="20"/>
+        </w:rPr>
+        <w:t xml:space="preserve">addresses and </w:t>
+      </w:r>
+      <w:r>
+        <w:rPr>
+          <w:b w:val="0"/>
+          <w:bCs w:val="0"/>
+          <w:color w:val="000000" w:themeColor="text1"/>
+          <w:sz w:val="20"/>
+          <w:szCs w:val="20"/>
+        </w:rPr>
+        <w:t>ZIP</w:t>
+      </w:r>
+      <w:r>
+        <w:rPr>
+          <w:b w:val="0"/>
+          <w:bCs w:val="0"/>
+          <w:color w:val="000000" w:themeColor="text1"/>
+          <w:sz w:val="20"/>
+          <w:szCs w:val="20"/>
+        </w:rPr>
+        <w:t xml:space="preserve"> codes</w:t>
+      </w:r>
+      <w:r>
+        <w:rPr>
+          <w:b w:val="0"/>
+          <w:bCs w:val="0"/>
+          <w:color w:val="000000" w:themeColor="text1"/>
+          <w:sz w:val="20"/>
+          <w:szCs w:val="20"/>
+        </w:rPr>
+        <w:t>, and routing low-confidence reads to human reviewer</w:t>
+      </w:r>
+      <w:r>
+        <w:rPr>
+          <w:b w:val="0"/>
+          <w:bCs w:val="0"/>
+          <w:color w:val="000000" w:themeColor="text1"/>
+          <w:sz w:val="20"/>
+          <w:szCs w:val="20"/>
+        </w:rPr>
+        <w:t>s</w:t>
+      </w:r>
+      <w:r>
+        <w:rPr>
+          <w:b w:val="0"/>
+          <w:bCs w:val="0"/>
+          <w:color w:val="000000" w:themeColor="text1"/>
+          <w:sz w:val="20"/>
+          <w:szCs w:val="20"/>
+        </w:rPr>
+        <w:t>.</w:t>
+      </w:r>
+      <w:r>
+        <w:t xml:space="preserve"> </w:t>
+      </w:r>
+      <w:r>
+        <w:rPr>
+          <w:b w:val="0"/>
+          <w:bCs w:val="0"/>
+          <w:color w:val="000000" w:themeColor="text1"/>
+          <w:sz w:val="20"/>
+          <w:szCs w:val="20"/>
+        </w:rPr>
+        <w:t>What tradeoff does USPS face between model accuracy, human labor costs, and the risk of misrouted mail?</w:t>
       </w:r>
     </w:p>
     <w:sectPr>
